--- a/보관본/러시아 인권변호사/Word/5부/5부_6화_국제적_고립과_압박.docx
+++ b/보관본/러시아 인권변호사/Word/5부/5부_6화_국제적_고립과_압박.docx
@@ -1873,7 +1873,7 @@
           <w:i w:val="0"/>
           <w:sz w:val="22"/>
         </w:rPr>
-        <w:t xml:space="preserve"> Скажу честно, господин президент: у нас дома тоже есть свой Малышев. И свой ток-шоу.</w:t>
+        <w:t xml:space="preserve"> Скажу честно, господин президент: у нас дома тоже есть свой Малышев. И своё ток-шоу.</w:t>
       </w:r>
     </w:p>
     <w:p>

--- a/보관본/러시아 인권변호사/Word/5부/5부_6화_국제적_고립과_압박.docx
+++ b/보관본/러시아 인권변호사/Word/5부/5부_6화_국제적_고립과_압박.docx
@@ -4346,7 +4346,7 @@
           <w:i w:val="0"/>
           <w:sz w:val="22"/>
         </w:rPr>
-        <w:t xml:space="preserve"> — 1987년 레이건이 고르바초프에게 러시아어로 말해 서방에 널리 알려진 속담. 신뢰 회복은 느리다는 EU 대표 브레너가 이 속담을 꺼내자, 료샤는 "우리는 흔히 앞부분만 기억한다"며 국제 감시단이 불편한 것까지 전부 검증하게 하자고 역제안하고(장면 5), 휴전 뒤 "반쪽이 아니라 통째로"라는 말로 되돌려 준다(장면 14).</w:t>
+        <w:t xml:space="preserve"> — 한국어 해설: 1987년 레이건이 고르바초프에게 러시아어로 말해 서방에 널리 알려진 속담. 신뢰 회복은 느리다는 EU 대표 브레너가 이 속담을 꺼내자, 료샤는 "우리는 흔히 앞부분만 기억한다"며 국제 감시단이 불편한 것까지 전부 검증하게 하자고 역제안하고(장면 5), 휴전 뒤 "반쪽이 아니라 통째로"라는 말로 되돌려 준다(장면 14).</w:t>
       </w:r>
     </w:p>
     <w:p>
@@ -4369,7 +4369,7 @@
           <w:i w:val="0"/>
           <w:sz w:val="22"/>
         </w:rPr>
-        <w:t xml:space="preserve"> — 아우스터리츠 전장에서 쓰러진 안드레이 공작의 깨달음. 료샤가 휴전선이 점선으로 바뀐 지도 앞에서 이리나에게 인용하며, 쓰러지지 않고도 전쟁의 헛됨을 깨닫는 나라를 바란다(장면 15).</w:t>
+        <w:t xml:space="preserve"> — 한국어 해설: 아우스터리츠 전장에서 쓰러진 안드레이 공작의 깨달음. 료샤가 휴전선이 점선으로 바뀐 지도 앞에서 이리나에게 인용하며, 쓰러지지 않고도 전쟁의 헛됨을 깨닫는 나라를 바란다(장면 15).</w:t>
       </w:r>
     </w:p>
     <w:p>
